--- a/Coding 2 - year/Unit 1 - Data Structures/Daily Lesson Plans/Word/Day 2.docx
+++ b/Coding 2 - year/Unit 1 - Data Structures/Daily Lesson Plans/Word/Day 2.docx
@@ -50,12 +50,15 @@
               </w:rPr>
               <w:t xml:space="preserve">Coding II — Full Year</w:t>
             </w:r>
-          </w:p>
-          <w:p>
-            <w:pPr>
-              <w:spacing w:before="40"/>
-              <w:jc w:val="center"/>
-            </w:pPr>
+            <w:r>
+              <w:rPr>
+                <w:rFonts w:ascii="Arial" w:cs="Arial" w:eastAsia="Arial" w:hAnsi="Arial"/>
+                <w:sz w:val="16"/>
+                <w:szCs w:val="16"/>
+              </w:rPr>
+              <w:br/>
+              <w:t xml:space="preserve"/>
+            </w:r>
             <w:r>
               <w:rPr>
                 <w:rFonts w:ascii="Arial" w:cs="Arial" w:eastAsia="Arial" w:hAnsi="Arial"/>
@@ -83,7 +86,7 @@
           <w:rFonts w:ascii="Arial" w:cs="Arial" w:eastAsia="Arial" w:hAnsi="Arial"/>
           <w:b/>
           <w:bCs/>
-          <w:color w:val="0D3B1F"/>
+          <w:color w:val="1B7A4A"/>
           <w:sz w:val="32"/>
           <w:szCs w:val="32"/>
         </w:rPr>
@@ -261,9 +264,9 @@
               <w:right w:val="single" w:color="CCCCCC" w:sz="1"/>
             </w:tcBorders>
             <w:tcMar>
-              <w:top w:type="dxa" w:w="60"/>
+              <w:top w:type="dxa" w:w="80"/>
               <w:left w:type="dxa" w:w="120"/>
-              <w:bottom w:type="dxa" w:w="60"/>
+              <w:bottom w:type="dxa" w:w="80"/>
               <w:right w:type="dxa" w:w="120"/>
             </w:tcMar>
           </w:tcPr>
@@ -290,20 +293,213 @@
               <w:right w:val="single" w:color="CCCCCC" w:sz="1"/>
             </w:tcBorders>
             <w:tcMar>
-              <w:top w:type="dxa" w:w="60"/>
+              <w:top w:type="dxa" w:w="80"/>
               <w:left w:type="dxa" w:w="120"/>
-              <w:bottom w:type="dxa" w:w="60"/>
+              <w:bottom w:type="dxa" w:w="80"/>
               <w:right w:type="dxa" w:w="120"/>
             </w:tcMar>
           </w:tcPr>
           <w:p>
-            <w:r>
-              <w:rPr>
-                <w:rFonts w:ascii="Arial" w:cs="Arial" w:eastAsia="Arial" w:hAnsi="Arial"/>
-                <w:sz w:val="20"/>
-                <w:szCs w:val="20"/>
+            <w:pPr>
+              <w:spacing w:after="80" w:before="80"/>
+            </w:pPr>
+            <w:r>
+              <w:rPr>
+                <w:rFonts w:ascii="Arial" w:cs="Arial" w:eastAsia="Arial" w:hAnsi="Arial"/>
+                <w:b/>
+                <w:bCs/>
+                <w:i w:val="false"/>
+                <w:iCs w:val="false"/>
+                <w:color w:val="000000"/>
+                <w:sz w:val="22"/>
+                <w:szCs w:val="22"/>
               </w:rPr>
               <w:t xml:space="preserve">Bell Ringer / Review</w:t>
+            </w:r>
+            <w:r>
+              <w:rPr>
+                <w:rFonts w:ascii="Arial" w:cs="Arial" w:eastAsia="Arial" w:hAnsi="Arial"/>
+                <w:sz w:val="20"/>
+                <w:szCs w:val="20"/>
+              </w:rPr>
+              <w:br/>
+              <w:t xml:space="preserve"/>
+            </w:r>
+            <w:r>
+              <w:rPr>
+                <w:rFonts w:ascii="Arial" w:cs="Arial" w:eastAsia="Arial" w:hAnsi="Arial"/>
+                <w:sz w:val="20"/>
+                <w:szCs w:val="20"/>
+              </w:rPr>
+              <w:br/>
+              <w:t xml:space="preserve"/>
+            </w:r>
+            <w:r>
+              <w:rPr>
+                <w:rFonts w:ascii="Arial" w:cs="Arial" w:eastAsia="Arial" w:hAnsi="Arial"/>
+                <w:b/>
+                <w:bCs/>
+                <w:i w:val="false"/>
+                <w:iCs w:val="false"/>
+                <w:color w:val="000000"/>
+                <w:sz w:val="20"/>
+                <w:szCs w:val="20"/>
+              </w:rPr>
+              <w:t xml:space="preserve">Quick Write </w:t>
+            </w:r>
+            <w:r>
+              <w:rPr>
+                <w:rFonts w:ascii="Arial" w:cs="Arial" w:eastAsia="Arial" w:hAnsi="Arial"/>
+                <w:b w:val="false"/>
+                <w:bCs w:val="false"/>
+                <w:i w:val="false"/>
+                <w:iCs w:val="false"/>
+                <w:color w:val="000000"/>
+                <w:sz w:val="20"/>
+                <w:szCs w:val="20"/>
+              </w:rPr>
+              <w:t xml:space="preserve">(3 min — written or verbal):</w:t>
+            </w:r>
+            <w:r>
+              <w:rPr>
+                <w:rFonts w:ascii="Arial" w:cs="Arial" w:eastAsia="Arial" w:hAnsi="Arial"/>
+                <w:sz w:val="20"/>
+                <w:szCs w:val="20"/>
+              </w:rPr>
+              <w:br/>
+              <w:t xml:space="preserve"/>
+            </w:r>
+            <w:r>
+              <w:rPr>
+                <w:rFonts w:ascii="Arial" w:cs="Arial" w:eastAsia="Arial" w:hAnsi="Arial"/>
+                <w:b w:val="false"/>
+                <w:bCs w:val="false"/>
+                <w:i w:val="false"/>
+                <w:iCs w:val="false"/>
+                <w:color w:val="000000"/>
+                <w:sz w:val="20"/>
+                <w:szCs w:val="20"/>
+              </w:rPr>
+              <w:t xml:space="preserve">    In your own words: Access and modify individual list elements using positive and negative indexing?</w:t>
+            </w:r>
+            <w:r>
+              <w:rPr>
+                <w:rFonts w:ascii="Arial" w:cs="Arial" w:eastAsia="Arial" w:hAnsi="Arial"/>
+                <w:sz w:val="20"/>
+                <w:szCs w:val="20"/>
+              </w:rPr>
+              <w:br/>
+              <w:t xml:space="preserve"/>
+            </w:r>
+            <w:r>
+              <w:rPr>
+                <w:rFonts w:ascii="Arial" w:cs="Arial" w:eastAsia="Arial" w:hAnsi="Arial"/>
+                <w:sz w:val="20"/>
+                <w:szCs w:val="20"/>
+              </w:rPr>
+              <w:br/>
+              <w:t xml:space="preserve"/>
+            </w:r>
+            <w:r>
+              <w:rPr>
+                <w:rFonts w:ascii="Arial" w:cs="Arial" w:eastAsia="Arial" w:hAnsi="Arial"/>
+                <w:b/>
+                <w:bCs/>
+                <w:i w:val="false"/>
+                <w:iCs w:val="false"/>
+                <w:color w:val="000000"/>
+                <w:sz w:val="20"/>
+                <w:szCs w:val="20"/>
+              </w:rPr>
+              <w:t xml:space="preserve">Vocabulary Preview — </w:t>
+            </w:r>
+            <w:r>
+              <w:rPr>
+                <w:rFonts w:ascii="Arial" w:cs="Arial" w:eastAsia="Arial" w:hAnsi="Arial"/>
+                <w:b w:val="false"/>
+                <w:bCs w:val="false"/>
+                <w:i w:val="false"/>
+                <w:iCs w:val="false"/>
+                <w:color w:val="000000"/>
+                <w:sz w:val="20"/>
+                <w:szCs w:val="20"/>
+              </w:rPr>
+              <w:t xml:space="preserve">terms we'll use today:</w:t>
+            </w:r>
+            <w:r>
+              <w:rPr>
+                <w:rFonts w:ascii="Arial" w:cs="Arial" w:eastAsia="Arial" w:hAnsi="Arial"/>
+                <w:sz w:val="20"/>
+                <w:szCs w:val="20"/>
+              </w:rPr>
+              <w:br/>
+              <w:t xml:space="preserve"/>
+            </w:r>
+            <w:r>
+              <w:rPr>
+                <w:rFonts w:ascii="Arial" w:cs="Arial" w:eastAsia="Arial" w:hAnsi="Arial"/>
+                <w:b w:val="false"/>
+                <w:bCs w:val="false"/>
+                <w:i w:val="false"/>
+                <w:iCs w:val="false"/>
+                <w:color w:val="000000"/>
+                <w:sz w:val="20"/>
+                <w:szCs w:val="20"/>
+              </w:rPr>
+              <w:t xml:space="preserve">    • Indexing   •   Positive indexing   •   Negative indexing   •   IndexError</w:t>
+            </w:r>
+            <w:r>
+              <w:rPr>
+                <w:rFonts w:ascii="Arial" w:cs="Arial" w:eastAsia="Arial" w:hAnsi="Arial"/>
+                <w:sz w:val="20"/>
+                <w:szCs w:val="20"/>
+              </w:rPr>
+              <w:br/>
+              <w:t xml:space="preserve"/>
+            </w:r>
+            <w:r>
+              <w:rPr>
+                <w:rFonts w:ascii="Arial" w:cs="Arial" w:eastAsia="Arial" w:hAnsi="Arial"/>
+                <w:sz w:val="20"/>
+                <w:szCs w:val="20"/>
+              </w:rPr>
+              <w:br/>
+              <w:t xml:space="preserve"/>
+            </w:r>
+            <w:r>
+              <w:rPr>
+                <w:rFonts w:ascii="Arial" w:cs="Arial" w:eastAsia="Arial" w:hAnsi="Arial"/>
+                <w:b w:val="false"/>
+                <w:bCs w:val="false"/>
+                <w:i/>
+                <w:iCs/>
+                <w:color w:val="444444"/>
+                <w:sz w:val="20"/>
+                <w:szCs w:val="20"/>
+              </w:rPr>
+              <w:t xml:space="preserve">Today's Goal: By the end of class you will be able to access and modify individual list elements using positive and negative indexing.</w:t>
+            </w:r>
+            <w:r>
+              <w:rPr>
+                <w:rFonts w:ascii="Arial" w:cs="Arial" w:eastAsia="Arial" w:hAnsi="Arial"/>
+                <w:sz w:val="20"/>
+                <w:szCs w:val="20"/>
+              </w:rPr>
+              <w:br/>
+              <w:t xml:space="preserve"/>
+            </w:r>
+            <w:r>
+              <w:rPr>
+                <w:rFonts w:ascii="Arial" w:cs="Arial" w:eastAsia="Arial" w:hAnsi="Arial"/>
+                <w:b w:val="false"/>
+                <w:bCs w:val="false"/>
+                <w:i/>
+                <w:iCs/>
+                <w:color w:val="555555"/>
+                <w:sz w:val="20"/>
+                <w:szCs w:val="20"/>
+              </w:rPr>
+              <w:t xml:space="preserve">→ Pair-share your response, then 2–3 students share with the class.</w:t>
             </w:r>
           </w:p>
         </w:tc>
@@ -319,9 +515,9 @@
               <w:right w:val="single" w:color="CCCCCC" w:sz="1"/>
             </w:tcBorders>
             <w:tcMar>
-              <w:top w:type="dxa" w:w="60"/>
+              <w:top w:type="dxa" w:w="80"/>
               <w:left w:type="dxa" w:w="120"/>
-              <w:bottom w:type="dxa" w:w="60"/>
+              <w:bottom w:type="dxa" w:w="80"/>
               <w:right w:type="dxa" w:w="120"/>
             </w:tcMar>
           </w:tcPr>
@@ -348,20 +544,261 @@
               <w:right w:val="single" w:color="CCCCCC" w:sz="1"/>
             </w:tcBorders>
             <w:tcMar>
-              <w:top w:type="dxa" w:w="60"/>
+              <w:top w:type="dxa" w:w="80"/>
               <w:left w:type="dxa" w:w="120"/>
-              <w:bottom w:type="dxa" w:w="60"/>
+              <w:bottom w:type="dxa" w:w="80"/>
               <w:right w:type="dxa" w:w="120"/>
             </w:tcMar>
           </w:tcPr>
           <w:p>
-            <w:r>
-              <w:rPr>
-                <w:rFonts w:ascii="Arial" w:cs="Arial" w:eastAsia="Arial" w:hAnsi="Arial"/>
-                <w:sz w:val="20"/>
-                <w:szCs w:val="20"/>
-              </w:rPr>
-              <w:t xml:space="preserve">Mini Lesson: List Indexing &amp; Accessing Elements</w:t>
+            <w:pPr>
+              <w:spacing w:after="80" w:before="80"/>
+            </w:pPr>
+            <w:r>
+              <w:rPr>
+                <w:rFonts w:ascii="Arial" w:cs="Arial" w:eastAsia="Arial" w:hAnsi="Arial"/>
+                <w:b/>
+                <w:bCs/>
+                <w:i w:val="false"/>
+                <w:iCs w:val="false"/>
+                <w:color w:val="000000"/>
+                <w:sz w:val="22"/>
+                <w:szCs w:val="22"/>
+              </w:rPr>
+              <w:t xml:space="preserve">Mini Lesson: </w:t>
+            </w:r>
+            <w:r>
+              <w:rPr>
+                <w:rFonts w:ascii="Arial" w:cs="Arial" w:eastAsia="Arial" w:hAnsi="Arial"/>
+                <w:b w:val="false"/>
+                <w:bCs w:val="false"/>
+                <w:i w:val="false"/>
+                <w:iCs w:val="false"/>
+                <w:color w:val="000000"/>
+                <w:sz w:val="22"/>
+                <w:szCs w:val="22"/>
+              </w:rPr>
+              <w:t xml:space="preserve">List Indexing &amp; Accessing Elements</w:t>
+            </w:r>
+            <w:r>
+              <w:rPr>
+                <w:rFonts w:ascii="Arial" w:cs="Arial" w:eastAsia="Arial" w:hAnsi="Arial"/>
+                <w:sz w:val="20"/>
+                <w:szCs w:val="20"/>
+              </w:rPr>
+              <w:br/>
+              <w:t xml:space="preserve"/>
+            </w:r>
+            <w:r>
+              <w:rPr>
+                <w:rFonts w:ascii="Arial" w:cs="Arial" w:eastAsia="Arial" w:hAnsi="Arial"/>
+                <w:sz w:val="20"/>
+                <w:szCs w:val="20"/>
+              </w:rPr>
+              <w:br/>
+              <w:t xml:space="preserve"/>
+            </w:r>
+            <w:r>
+              <w:rPr>
+                <w:rFonts w:ascii="Arial" w:cs="Arial" w:eastAsia="Arial" w:hAnsi="Arial"/>
+                <w:b/>
+                <w:bCs/>
+                <w:i/>
+                <w:iCs/>
+                <w:color w:val="000000"/>
+                <w:sz w:val="20"/>
+                <w:szCs w:val="20"/>
+              </w:rPr>
+              <w:t xml:space="preserve">Learning Target: </w:t>
+            </w:r>
+            <w:r>
+              <w:rPr>
+                <w:rFonts w:ascii="Arial" w:cs="Arial" w:eastAsia="Arial" w:hAnsi="Arial"/>
+                <w:b w:val="false"/>
+                <w:bCs w:val="false"/>
+                <w:i/>
+                <w:iCs/>
+                <w:color w:val="333333"/>
+                <w:sz w:val="20"/>
+                <w:szCs w:val="20"/>
+              </w:rPr>
+              <w:t xml:space="preserve">I can access and modify individual list elements using positive and negative indexing.</w:t>
+            </w:r>
+            <w:r>
+              <w:rPr>
+                <w:rFonts w:ascii="Arial" w:cs="Arial" w:eastAsia="Arial" w:hAnsi="Arial"/>
+                <w:sz w:val="20"/>
+                <w:szCs w:val="20"/>
+              </w:rPr>
+              <w:br/>
+              <w:t xml:space="preserve"/>
+            </w:r>
+            <w:r>
+              <w:rPr>
+                <w:rFonts w:ascii="Arial" w:cs="Arial" w:eastAsia="Arial" w:hAnsi="Arial"/>
+                <w:sz w:val="20"/>
+                <w:szCs w:val="20"/>
+              </w:rPr>
+              <w:br/>
+              <w:t xml:space="preserve"/>
+            </w:r>
+            <w:r>
+              <w:rPr>
+                <w:rFonts w:ascii="Arial" w:cs="Arial" w:eastAsia="Arial" w:hAnsi="Arial"/>
+                <w:b w:val="false"/>
+                <w:bCs w:val="false"/>
+                <w:i w:val="false"/>
+                <w:iCs w:val="false"/>
+                <w:color w:val="000000"/>
+                <w:sz w:val="20"/>
+                <w:szCs w:val="20"/>
+              </w:rPr>
+              <w:t xml:space="preserve">Indexing is how you retrieve a specific element from a list using its position. In Python, indexing starts at 0, not 1. The first element is at index 0, the second at index 1, and so on.</w:t>
+            </w:r>
+            <w:r>
+              <w:rPr>
+                <w:rFonts w:ascii="Arial" w:cs="Arial" w:eastAsia="Arial" w:hAnsi="Arial"/>
+                <w:sz w:val="20"/>
+                <w:szCs w:val="20"/>
+              </w:rPr>
+              <w:br/>
+              <w:t xml:space="preserve"/>
+            </w:r>
+            <w:r>
+              <w:rPr>
+                <w:rFonts w:ascii="Arial" w:cs="Arial" w:eastAsia="Arial" w:hAnsi="Arial"/>
+                <w:b w:val="false"/>
+                <w:bCs w:val="false"/>
+                <w:i w:val="false"/>
+                <w:iCs w:val="false"/>
+                <w:color w:val="000000"/>
+                <w:sz w:val="20"/>
+                <w:szCs w:val="20"/>
+              </w:rPr>
+              <w:t xml:space="preserve">Positive indexing counts from the beginning: list[0], list[1], etc.</w:t>
+            </w:r>
+            <w:r>
+              <w:rPr>
+                <w:rFonts w:ascii="Arial" w:cs="Arial" w:eastAsia="Arial" w:hAnsi="Arial"/>
+                <w:sz w:val="20"/>
+                <w:szCs w:val="20"/>
+              </w:rPr>
+              <w:br/>
+              <w:t xml:space="preserve"/>
+            </w:r>
+            <w:r>
+              <w:rPr>
+                <w:rFonts w:ascii="Arial" w:cs="Arial" w:eastAsia="Arial" w:hAnsi="Arial"/>
+                <w:sz w:val="20"/>
+                <w:szCs w:val="20"/>
+              </w:rPr>
+              <w:br/>
+              <w:t xml:space="preserve"/>
+            </w:r>
+            <w:r>
+              <w:rPr>
+                <w:rFonts w:ascii="Arial" w:cs="Arial" w:eastAsia="Arial" w:hAnsi="Arial"/>
+                <w:b/>
+                <w:bCs/>
+                <w:i w:val="false"/>
+                <w:iCs w:val="false"/>
+                <w:color w:val="000000"/>
+                <w:sz w:val="20"/>
+                <w:szCs w:val="20"/>
+              </w:rPr>
+              <w:t xml:space="preserve">Vocabulary: </w:t>
+            </w:r>
+            <w:r>
+              <w:rPr>
+                <w:rFonts w:ascii="Arial" w:cs="Arial" w:eastAsia="Arial" w:hAnsi="Arial"/>
+                <w:b w:val="false"/>
+                <w:bCs w:val="false"/>
+                <w:i w:val="false"/>
+                <w:iCs w:val="false"/>
+                <w:color w:val="000000"/>
+                <w:sz w:val="20"/>
+                <w:szCs w:val="20"/>
+              </w:rPr>
+              <w:t xml:space="preserve">Indexing, Positive indexing, Negative indexing, IndexError</w:t>
+            </w:r>
+            <w:r>
+              <w:rPr>
+                <w:rFonts w:ascii="Arial" w:cs="Arial" w:eastAsia="Arial" w:hAnsi="Arial"/>
+                <w:sz w:val="20"/>
+                <w:szCs w:val="20"/>
+              </w:rPr>
+              <w:br/>
+              <w:t xml:space="preserve"/>
+            </w:r>
+            <w:r>
+              <w:rPr>
+                <w:rFonts w:ascii="Arial" w:cs="Arial" w:eastAsia="Arial" w:hAnsi="Arial"/>
+                <w:sz w:val="20"/>
+                <w:szCs w:val="20"/>
+              </w:rPr>
+              <w:br/>
+              <w:t xml:space="preserve"/>
+            </w:r>
+            <w:r>
+              <w:rPr>
+                <w:rFonts w:ascii="Arial" w:cs="Arial" w:eastAsia="Arial" w:hAnsi="Arial"/>
+                <w:b/>
+                <w:bCs/>
+                <w:i/>
+                <w:iCs/>
+                <w:color w:val="555555"/>
+                <w:sz w:val="20"/>
+                <w:szCs w:val="20"/>
+              </w:rPr>
+              <w:t xml:space="preserve">→ Live Demo — </w:t>
+            </w:r>
+            <w:r>
+              <w:rPr>
+                <w:rFonts w:ascii="Arial" w:cs="Arial" w:eastAsia="Arial" w:hAnsi="Arial"/>
+                <w:b w:val="false"/>
+                <w:bCs w:val="false"/>
+                <w:i/>
+                <w:iCs/>
+                <w:color w:val="555555"/>
+                <w:sz w:val="20"/>
+                <w:szCs w:val="20"/>
+              </w:rPr>
+              <w:t xml:space="preserve">type examples as students follow along in their own editor.</w:t>
+            </w:r>
+            <w:r>
+              <w:rPr>
+                <w:rFonts w:ascii="Arial" w:cs="Arial" w:eastAsia="Arial" w:hAnsi="Arial"/>
+                <w:sz w:val="20"/>
+                <w:szCs w:val="20"/>
+              </w:rPr>
+              <w:br/>
+              <w:t xml:space="preserve"/>
+            </w:r>
+            <w:r>
+              <w:rPr>
+                <w:rFonts w:ascii="Arial" w:cs="Arial" w:eastAsia="Arial" w:hAnsi="Arial"/>
+                <w:b/>
+                <w:bCs/>
+                <w:i/>
+                <w:iCs/>
+                <w:color w:val="555555"/>
+                <w:sz w:val="20"/>
+                <w:szCs w:val="20"/>
+              </w:rPr>
+              <w:t xml:space="preserve">→ Check for Understanding: </w:t>
+            </w:r>
+            <w:r>
+              <w:rPr>
+                <w:rFonts w:ascii="Arial" w:cs="Arial" w:eastAsia="Arial" w:hAnsi="Arial"/>
+                <w:b w:val="false"/>
+                <w:bCs w:val="false"/>
+                <w:i/>
+                <w:iCs/>
+                <w:color w:val="555555"/>
+                <w:sz w:val="20"/>
+                <w:szCs w:val="20"/>
+              </w:rPr>
+              <w:t xml:space="preserve">pause and cold-call: “Can someone explain what we just did in their own words?”</w:t>
             </w:r>
           </w:p>
         </w:tc>
@@ -377,9 +814,9 @@
               <w:right w:val="single" w:color="CCCCCC" w:sz="1"/>
             </w:tcBorders>
             <w:tcMar>
-              <w:top w:type="dxa" w:w="60"/>
+              <w:top w:type="dxa" w:w="80"/>
               <w:left w:type="dxa" w:w="120"/>
-              <w:bottom w:type="dxa" w:w="60"/>
+              <w:bottom w:type="dxa" w:w="80"/>
               <w:right w:type="dxa" w:w="120"/>
             </w:tcMar>
           </w:tcPr>
@@ -406,20 +843,90 @@
               <w:right w:val="single" w:color="CCCCCC" w:sz="1"/>
             </w:tcBorders>
             <w:tcMar>
-              <w:top w:type="dxa" w:w="60"/>
+              <w:top w:type="dxa" w:w="80"/>
               <w:left w:type="dxa" w:w="120"/>
-              <w:bottom w:type="dxa" w:w="60"/>
+              <w:bottom w:type="dxa" w:w="80"/>
               <w:right w:type="dxa" w:w="120"/>
             </w:tcMar>
           </w:tcPr>
           <w:p>
-            <w:r>
-              <w:rPr>
-                <w:rFonts w:ascii="Arial" w:cs="Arial" w:eastAsia="Arial" w:hAnsi="Arial"/>
-                <w:sz w:val="20"/>
-                <w:szCs w:val="20"/>
+            <w:pPr>
+              <w:spacing w:after="80" w:before="80"/>
+            </w:pPr>
+            <w:r>
+              <w:rPr>
+                <w:rFonts w:ascii="Arial" w:cs="Arial" w:eastAsia="Arial" w:hAnsi="Arial"/>
+                <w:b/>
+                <w:bCs/>
+                <w:i w:val="false"/>
+                <w:iCs w:val="false"/>
+                <w:color w:val="000000"/>
+                <w:sz w:val="22"/>
+                <w:szCs w:val="22"/>
               </w:rPr>
               <w:t xml:space="preserve">Guided Practice</w:t>
+            </w:r>
+            <w:r>
+              <w:rPr>
+                <w:rFonts w:ascii="Arial" w:cs="Arial" w:eastAsia="Arial" w:hAnsi="Arial"/>
+                <w:sz w:val="20"/>
+                <w:szCs w:val="20"/>
+              </w:rPr>
+              <w:br/>
+              <w:t xml:space="preserve"/>
+            </w:r>
+            <w:r>
+              <w:rPr>
+                <w:rFonts w:ascii="Arial" w:cs="Arial" w:eastAsia="Arial" w:hAnsi="Arial"/>
+                <w:sz w:val="20"/>
+                <w:szCs w:val="20"/>
+              </w:rPr>
+              <w:br/>
+              <w:t xml:space="preserve"/>
+            </w:r>
+            <w:r>
+              <w:rPr>
+                <w:rFonts w:ascii="Arial" w:cs="Arial" w:eastAsia="Arial" w:hAnsi="Arial"/>
+                <w:b w:val="false"/>
+                <w:bCs w:val="false"/>
+                <w:i w:val="false"/>
+                <w:iCs w:val="false"/>
+                <w:color w:val="000000"/>
+                <w:sz w:val="20"/>
+                <w:szCs w:val="20"/>
+              </w:rPr>
+              <w:t xml:space="preserve">Activity: Inventory Manager</w:t>
+            </w:r>
+            <w:r>
+              <w:rPr>
+                <w:rFonts w:ascii="Arial" w:cs="Arial" w:eastAsia="Arial" w:hAnsi="Arial"/>
+                <w:sz w:val="20"/>
+                <w:szCs w:val="20"/>
+              </w:rPr>
+              <w:br/>
+              <w:t xml:space="preserve"/>
+            </w:r>
+            <w:r>
+              <w:rPr>
+                <w:rFonts w:ascii="Arial" w:cs="Arial" w:eastAsia="Arial" w:hAnsi="Arial"/>
+                <w:sz w:val="20"/>
+                <w:szCs w:val="20"/>
+              </w:rPr>
+              <w:br/>
+              <w:t xml:space="preserve"/>
+            </w:r>
+            <w:r>
+              <w:rPr>
+                <w:rFonts w:ascii="Arial" w:cs="Arial" w:eastAsia="Arial" w:hAnsi="Arial"/>
+                <w:b w:val="false"/>
+                <w:bCs w:val="false"/>
+                <w:i/>
+                <w:iCs/>
+                <w:color w:val="555555"/>
+                <w:sz w:val="20"/>
+                <w:szCs w:val="20"/>
+              </w:rPr>
+              <w:t xml:space="preserve">→ Teacher models — students try alongside, then compare results.</w:t>
             </w:r>
           </w:p>
         </w:tc>
@@ -435,9 +942,9 @@
               <w:right w:val="single" w:color="CCCCCC" w:sz="1"/>
             </w:tcBorders>
             <w:tcMar>
-              <w:top w:type="dxa" w:w="60"/>
+              <w:top w:type="dxa" w:w="80"/>
               <w:left w:type="dxa" w:w="120"/>
-              <w:bottom w:type="dxa" w:w="60"/>
+              <w:bottom w:type="dxa" w:w="80"/>
               <w:right w:type="dxa" w:w="120"/>
             </w:tcMar>
           </w:tcPr>
@@ -450,7 +957,7 @@
                 <w:sz w:val="20"/>
                 <w:szCs w:val="20"/>
               </w:rPr>
-              <w:t xml:space="preserve">15-20 min</w:t>
+              <w:t xml:space="preserve">15–20 min</w:t>
             </w:r>
           </w:p>
         </w:tc>
@@ -464,20 +971,81 @@
               <w:right w:val="single" w:color="CCCCCC" w:sz="1"/>
             </w:tcBorders>
             <w:tcMar>
-              <w:top w:type="dxa" w:w="60"/>
+              <w:top w:type="dxa" w:w="80"/>
               <w:left w:type="dxa" w:w="120"/>
-              <w:bottom w:type="dxa" w:w="60"/>
+              <w:bottom w:type="dxa" w:w="80"/>
               <w:right w:type="dxa" w:w="120"/>
             </w:tcMar>
           </w:tcPr>
           <w:p>
-            <w:r>
-              <w:rPr>
-                <w:rFonts w:ascii="Arial" w:cs="Arial" w:eastAsia="Arial" w:hAnsi="Arial"/>
-                <w:sz w:val="20"/>
-                <w:szCs w:val="20"/>
+            <w:pPr>
+              <w:spacing w:after="80" w:before="80"/>
+            </w:pPr>
+            <w:r>
+              <w:rPr>
+                <w:rFonts w:ascii="Arial" w:cs="Arial" w:eastAsia="Arial" w:hAnsi="Arial"/>
+                <w:b/>
+                <w:bCs/>
+                <w:i w:val="false"/>
+                <w:iCs w:val="false"/>
+                <w:color w:val="000000"/>
+                <w:sz w:val="22"/>
+                <w:szCs w:val="22"/>
               </w:rPr>
               <w:t xml:space="preserve">Independent Practice / Code Along</w:t>
+            </w:r>
+            <w:r>
+              <w:rPr>
+                <w:rFonts w:ascii="Arial" w:cs="Arial" w:eastAsia="Arial" w:hAnsi="Arial"/>
+                <w:sz w:val="20"/>
+                <w:szCs w:val="20"/>
+              </w:rPr>
+              <w:br/>
+              <w:t xml:space="preserve"/>
+            </w:r>
+            <w:r>
+              <w:rPr>
+                <w:rFonts w:ascii="Arial" w:cs="Arial" w:eastAsia="Arial" w:hAnsi="Arial"/>
+                <w:b w:val="false"/>
+                <w:bCs w:val="false"/>
+                <w:i w:val="false"/>
+                <w:iCs w:val="false"/>
+                <w:color w:val="000000"/>
+                <w:sz w:val="20"/>
+                <w:szCs w:val="20"/>
+              </w:rPr>
+              <w:t xml:space="preserve">    Work through problems from the day's exercise set.</w:t>
+            </w:r>
+            <w:r>
+              <w:rPr>
+                <w:rFonts w:ascii="Arial" w:cs="Arial" w:eastAsia="Arial" w:hAnsi="Arial"/>
+                <w:sz w:val="20"/>
+                <w:szCs w:val="20"/>
+              </w:rPr>
+              <w:br/>
+              <w:t xml:space="preserve"/>
+            </w:r>
+            <w:r>
+              <w:rPr>
+                <w:rFonts w:ascii="Arial" w:cs="Arial" w:eastAsia="Arial" w:hAnsi="Arial"/>
+                <w:sz w:val="20"/>
+                <w:szCs w:val="20"/>
+              </w:rPr>
+              <w:br/>
+              <w:t xml:space="preserve"/>
+            </w:r>
+            <w:r>
+              <w:rPr>
+                <w:rFonts w:ascii="Arial" w:cs="Arial" w:eastAsia="Arial" w:hAnsi="Arial"/>
+                <w:b w:val="false"/>
+                <w:bCs w:val="false"/>
+                <w:i/>
+                <w:iCs/>
+                <w:color w:val="555555"/>
+                <w:sz w:val="20"/>
+                <w:szCs w:val="20"/>
+              </w:rPr>
+              <w:t xml:space="preserve">→ Teacher circulates — offer hints, check for understanding.</w:t>
             </w:r>
           </w:p>
         </w:tc>
@@ -493,9 +1061,9 @@
               <w:right w:val="single" w:color="CCCCCC" w:sz="1"/>
             </w:tcBorders>
             <w:tcMar>
-              <w:top w:type="dxa" w:w="60"/>
+              <w:top w:type="dxa" w:w="80"/>
               <w:left w:type="dxa" w:w="120"/>
-              <w:bottom w:type="dxa" w:w="60"/>
+              <w:bottom w:type="dxa" w:w="80"/>
               <w:right w:type="dxa" w:w="120"/>
             </w:tcMar>
           </w:tcPr>
@@ -522,20 +1090,90 @@
               <w:right w:val="single" w:color="CCCCCC" w:sz="1"/>
             </w:tcBorders>
             <w:tcMar>
-              <w:top w:type="dxa" w:w="60"/>
+              <w:top w:type="dxa" w:w="80"/>
               <w:left w:type="dxa" w:w="120"/>
-              <w:bottom w:type="dxa" w:w="60"/>
+              <w:bottom w:type="dxa" w:w="80"/>
               <w:right w:type="dxa" w:w="120"/>
             </w:tcMar>
           </w:tcPr>
           <w:p>
-            <w:r>
-              <w:rPr>
-                <w:rFonts w:ascii="Arial" w:cs="Arial" w:eastAsia="Arial" w:hAnsi="Arial"/>
-                <w:sz w:val="20"/>
-                <w:szCs w:val="20"/>
+            <w:pPr>
+              <w:spacing w:after="80" w:before="80"/>
+            </w:pPr>
+            <w:r>
+              <w:rPr>
+                <w:rFonts w:ascii="Arial" w:cs="Arial" w:eastAsia="Arial" w:hAnsi="Arial"/>
+                <w:b/>
+                <w:bCs/>
+                <w:i w:val="false"/>
+                <w:iCs w:val="false"/>
+                <w:color w:val="000000"/>
+                <w:sz w:val="22"/>
+                <w:szCs w:val="22"/>
               </w:rPr>
               <w:t xml:space="preserve">Exit Ticket / Wrap-Up</w:t>
+            </w:r>
+            <w:r>
+              <w:rPr>
+                <w:rFonts w:ascii="Arial" w:cs="Arial" w:eastAsia="Arial" w:hAnsi="Arial"/>
+                <w:sz w:val="20"/>
+                <w:szCs w:val="20"/>
+              </w:rPr>
+              <w:br/>
+              <w:t xml:space="preserve"/>
+            </w:r>
+            <w:r>
+              <w:rPr>
+                <w:rFonts w:ascii="Arial" w:cs="Arial" w:eastAsia="Arial" w:hAnsi="Arial"/>
+                <w:sz w:val="20"/>
+                <w:szCs w:val="20"/>
+              </w:rPr>
+              <w:br/>
+              <w:t xml:space="preserve"/>
+            </w:r>
+            <w:r>
+              <w:rPr>
+                <w:rFonts w:ascii="Arial" w:cs="Arial" w:eastAsia="Arial" w:hAnsi="Arial"/>
+                <w:b w:val="false"/>
+                <w:bCs w:val="false"/>
+                <w:i w:val="false"/>
+                <w:iCs w:val="false"/>
+                <w:color w:val="000000"/>
+                <w:sz w:val="20"/>
+                <w:szCs w:val="20"/>
+              </w:rPr>
+              <w:t xml:space="preserve">Quick Check: Access and modify individual list elements using positive and negative indexing?</w:t>
+            </w:r>
+            <w:r>
+              <w:rPr>
+                <w:rFonts w:ascii="Arial" w:cs="Arial" w:eastAsia="Arial" w:hAnsi="Arial"/>
+                <w:sz w:val="20"/>
+                <w:szCs w:val="20"/>
+              </w:rPr>
+              <w:br/>
+              <w:t xml:space="preserve"/>
+            </w:r>
+            <w:r>
+              <w:rPr>
+                <w:rFonts w:ascii="Arial" w:cs="Arial" w:eastAsia="Arial" w:hAnsi="Arial"/>
+                <w:sz w:val="20"/>
+                <w:szCs w:val="20"/>
+              </w:rPr>
+              <w:br/>
+              <w:t xml:space="preserve"/>
+            </w:r>
+            <w:r>
+              <w:rPr>
+                <w:rFonts w:ascii="Arial" w:cs="Arial" w:eastAsia="Arial" w:hAnsi="Arial"/>
+                <w:b w:val="false"/>
+                <w:bCs w:val="false"/>
+                <w:i/>
+                <w:iCs/>
+                <w:color w:val="555555"/>
+                <w:sz w:val="20"/>
+                <w:szCs w:val="20"/>
+              </w:rPr>
+              <w:t xml:space="preserve">→ 3–2–1: Name 3 things learned, 2 new vocab words, 1 question you still have.</w:t>
             </w:r>
           </w:p>
         </w:tc>
@@ -710,7 +1348,7 @@
                 <w:sz w:val="18"/>
                 <w:szCs w:val="18"/>
               </w:rPr>
-              <w:t xml:space="preserve"># Positive indexing</w:t>
+              <w:t xml:space="preserve"> </w:t>
             </w:r>
           </w:p>
           <w:p>
@@ -762,7 +1400,7 @@
                 <w:sz w:val="18"/>
                 <w:szCs w:val="18"/>
               </w:rPr>
-              <w:t xml:space="preserve"># Negative indexing</w:t>
+              <w:t xml:space="preserve"> </w:t>
             </w:r>
           </w:p>
           <w:p>
@@ -814,7 +1452,7 @@
                 <w:sz w:val="18"/>
                 <w:szCs w:val="18"/>
               </w:rPr>
-              <w:t xml:space="preserve"># Modifying elements</w:t>
+              <w:t xml:space="preserve"> </w:t>
             </w:r>
           </w:p>
           <w:p>
@@ -866,32 +1504,6 @@
                 <w:sz w:val="18"/>
                 <w:szCs w:val="18"/>
               </w:rPr>
-              <w:t xml:space="preserve"># What happens with out-of-bounds access?</w:t>
-            </w:r>
-          </w:p>
-          <w:p>
-            <w:pPr>
-              <w:spacing w:after="20"/>
-            </w:pPr>
-            <w:r>
-              <w:rPr>
-                <w:rFonts w:ascii="Courier New" w:cs="Courier New" w:eastAsia="Courier New" w:hAnsi="Courier New"/>
-                <w:sz w:val="18"/>
-                <w:szCs w:val="18"/>
-              </w:rPr>
-              <w:t xml:space="preserve"># print(fruits[10])  # IndexError: list index out of range</w:t>
-            </w:r>
-          </w:p>
-          <w:p>
-            <w:pPr>
-              <w:spacing w:after="20"/>
-            </w:pPr>
-            <w:r>
-              <w:rPr>
-                <w:rFonts w:ascii="Courier New" w:cs="Courier New" w:eastAsia="Courier New" w:hAnsi="Courier New"/>
-                <w:sz w:val="18"/>
-                <w:szCs w:val="18"/>
-              </w:rPr>
               <w:t xml:space="preserve"> </w:t>
             </w:r>
           </w:p>
@@ -905,7 +1517,33 @@
                 <w:sz w:val="18"/>
                 <w:szCs w:val="18"/>
               </w:rPr>
-              <w:t xml:space="preserve"># Check list length</w:t>
+              <w:t xml:space="preserve"> </w:t>
+            </w:r>
+          </w:p>
+          <w:p>
+            <w:pPr>
+              <w:spacing w:after="20"/>
+            </w:pPr>
+            <w:r>
+              <w:rPr>
+                <w:rFonts w:ascii="Courier New" w:cs="Courier New" w:eastAsia="Courier New" w:hAnsi="Courier New"/>
+                <w:sz w:val="18"/>
+                <w:szCs w:val="18"/>
+              </w:rPr>
+              <w:t xml:space="preserve"> </w:t>
+            </w:r>
+          </w:p>
+          <w:p>
+            <w:pPr>
+              <w:spacing w:after="20"/>
+            </w:pPr>
+            <w:r>
+              <w:rPr>
+                <w:rFonts w:ascii="Courier New" w:cs="Courier New" w:eastAsia="Courier New" w:hAnsi="Courier New"/>
+                <w:sz w:val="18"/>
+                <w:szCs w:val="18"/>
+              </w:rPr>
+              <w:t xml:space="preserve"> </w:t>
             </w:r>
           </w:p>
           <w:p>
@@ -944,7 +1582,7 @@
                 <w:sz w:val="18"/>
                 <w:szCs w:val="18"/>
               </w:rPr>
-              <w:t xml:space="preserve"># Access with bounds checking</w:t>
+              <w:t xml:space="preserve"> </w:t>
             </w:r>
           </w:p>
           <w:p>
@@ -1024,19 +1662,6 @@
                 <w:sz w:val="18"/>
                 <w:szCs w:val="18"/>
               </w:rPr>
-              <w:t xml:space="preserve"># Beginner</w:t>
-            </w:r>
-          </w:p>
-          <w:p>
-            <w:pPr>
-              <w:spacing w:after="20"/>
-            </w:pPr>
-            <w:r>
-              <w:rPr>
-                <w:rFonts w:ascii="Courier New" w:cs="Courier New" w:eastAsia="Courier New" w:hAnsi="Courier New"/>
-                <w:sz w:val="18"/>
-                <w:szCs w:val="18"/>
-              </w:rPr>
               <w:t xml:space="preserve">colors = ["red", "green", "blue", "yellow", "purple"]</w:t>
             </w:r>
           </w:p>
@@ -1089,7 +1714,7 @@
                 <w:sz w:val="18"/>
                 <w:szCs w:val="18"/>
               </w:rPr>
-              <w:t xml:space="preserve"># Intermediate</w:t>
+              <w:t xml:space="preserve"> </w:t>
             </w:r>
           </w:p>
           <w:p>
@@ -1154,7 +1779,7 @@
                 <w:sz w:val="18"/>
                 <w:szCs w:val="18"/>
               </w:rPr>
-              <w:t xml:space="preserve"># Challenge</w:t>
+              <w:t xml:space="preserve"> </w:t>
             </w:r>
           </w:p>
           <w:p>
@@ -1245,7 +1870,7 @@
                 <w:sz w:val="18"/>
                 <w:szCs w:val="18"/>
               </w:rPr>
-              <w:t xml:space="preserve"># Or using negative indexing:</w:t>
+              <w:t xml:space="preserve"> </w:t>
             </w:r>
           </w:p>
           <w:p>

--- a/Coding 2 - year/Unit 1 - Data Structures/Daily Lesson Plans/Word/Day 2.docx
+++ b/Coding 2 - year/Unit 1 - Data Structures/Daily Lesson Plans/Word/Day 2.docx
@@ -380,7 +380,7 @@
                 <w:sz w:val="20"/>
                 <w:szCs w:val="20"/>
               </w:rPr>
-              <w:t xml:space="preserve">    In your own words: Access and modify individual list elements using positive and negative indexing?</w:t>
+              <w:t xml:space="preserve">    Think about List Indexing &amp; Accessing Elements. Where might you use this in a real project, and why would it matter?</w:t>
             </w:r>
             <w:r>
               <w:rPr>
@@ -477,7 +477,7 @@
                 <w:sz w:val="20"/>
                 <w:szCs w:val="20"/>
               </w:rPr>
-              <w:t xml:space="preserve">Today's Goal: By the end of class you will be able to access and modify individual list elements using positive and negative indexing.</w:t>
+              <w:t xml:space="preserve">Today’s Goal: By the end of class you will be able to access and modify individual list elements using positive and negative indexing.</w:t>
             </w:r>
             <w:r>
               <w:rPr>
@@ -1142,7 +1142,7 @@
                 <w:sz w:val="20"/>
                 <w:szCs w:val="20"/>
               </w:rPr>
-              <w:t xml:space="preserve">Quick Check: Access and modify individual list elements using positive and negative indexing?</w:t>
+              <w:t xml:space="preserve">What is one important thing you learned about List Indexing &amp; Accessing Elements today? How would you explain it to someone?</w:t>
             </w:r>
             <w:r>
               <w:rPr>

--- a/Coding 2 - year/Unit 1 - Data Structures/Daily Lesson Plans/Word/Day 2.docx
+++ b/Coding 2 - year/Unit 1 - Data Structures/Daily Lesson Plans/Word/Day 2.docx
@@ -1006,6 +1006,19 @@
             <w:r>
               <w:rPr>
                 <w:rFonts w:ascii="Arial" w:cs="Arial" w:eastAsia="Arial" w:hAnsi="Arial"/>
+                <w:b/>
+                <w:bCs/>
+                <w:i w:val="false"/>
+                <w:iCs w:val="false"/>
+                <w:color w:val="000000"/>
+                <w:sz w:val="20"/>
+                <w:szCs w:val="20"/>
+              </w:rPr>
+              <w:t xml:space="preserve">    Beginner: </w:t>
+            </w:r>
+            <w:r>
+              <w:rPr>
+                <w:rFonts w:ascii="Arial" w:cs="Arial" w:eastAsia="Arial" w:hAnsi="Arial"/>
                 <w:b w:val="false"/>
                 <w:bCs w:val="false"/>
                 <w:i w:val="false"/>
@@ -1014,7 +1027,77 @@
                 <w:sz w:val="20"/>
                 <w:szCs w:val="20"/>
               </w:rPr>
-              <w:t xml:space="preserve">    Work through problems from the day's exercise set.</w:t>
+              <w:t xml:space="preserve">Given the list colors = ["red", "green", "blue", "yellow", "purple"], use indexing to print "green" and "purple".</w:t>
+            </w:r>
+            <w:r>
+              <w:rPr>
+                <w:rFonts w:ascii="Arial" w:cs="Arial" w:eastAsia="Arial" w:hAnsi="Arial"/>
+                <w:sz w:val="20"/>
+                <w:szCs w:val="20"/>
+              </w:rPr>
+              <w:br/>
+              <w:t xml:space="preserve"/>
+            </w:r>
+            <w:r>
+              <w:rPr>
+                <w:rFonts w:ascii="Arial" w:cs="Arial" w:eastAsia="Arial" w:hAnsi="Arial"/>
+                <w:b/>
+                <w:bCs/>
+                <w:i w:val="false"/>
+                <w:iCs w:val="false"/>
+                <w:color w:val="000000"/>
+                <w:sz w:val="20"/>
+                <w:szCs w:val="20"/>
+              </w:rPr>
+              <w:t xml:space="preserve">    Intermediate: </w:t>
+            </w:r>
+            <w:r>
+              <w:rPr>
+                <w:rFonts w:ascii="Arial" w:cs="Arial" w:eastAsia="Arial" w:hAnsi="Arial"/>
+                <w:b w:val="false"/>
+                <w:bCs w:val="false"/>
+                <w:i w:val="false"/>
+                <w:iCs w:val="false"/>
+                <w:color w:val="000000"/>
+                <w:sz w:val="20"/>
+                <w:szCs w:val="20"/>
+              </w:rPr>
+              <w:t xml:space="preserve">Create a list of 8 numbers. Write code that swaps the first and last elements, then prints the modified list.</w:t>
+            </w:r>
+            <w:r>
+              <w:rPr>
+                <w:rFonts w:ascii="Arial" w:cs="Arial" w:eastAsia="Arial" w:hAnsi="Arial"/>
+                <w:sz w:val="20"/>
+                <w:szCs w:val="20"/>
+              </w:rPr>
+              <w:br/>
+              <w:t xml:space="preserve"/>
+            </w:r>
+            <w:r>
+              <w:rPr>
+                <w:rFonts w:ascii="Arial" w:cs="Arial" w:eastAsia="Arial" w:hAnsi="Arial"/>
+                <w:b/>
+                <w:bCs/>
+                <w:i w:val="false"/>
+                <w:iCs w:val="false"/>
+                <w:color w:val="000000"/>
+                <w:sz w:val="20"/>
+                <w:szCs w:val="20"/>
+              </w:rPr>
+              <w:t xml:space="preserve">    Challenge: </w:t>
+            </w:r>
+            <w:r>
+              <w:rPr>
+                <w:rFonts w:ascii="Arial" w:cs="Arial" w:eastAsia="Arial" w:hAnsi="Arial"/>
+                <w:b w:val="false"/>
+                <w:bCs w:val="false"/>
+                <w:i w:val="false"/>
+                <w:iCs w:val="false"/>
+                <w:color w:val="000000"/>
+                <w:sz w:val="20"/>
+                <w:szCs w:val="20"/>
+              </w:rPr>
+              <w:t xml:space="preserve">Write a function reverse_list_manual(lst) that returns a reversed version of a list using only indexing and a new list (don't use the .rever…</w:t>
             </w:r>
             <w:r>
               <w:rPr>
@@ -2047,6 +2130,94 @@
       <w:pPr>
         <w:spacing w:after="160"/>
       </w:pPr>
+    </w:p>
+    <w:p>
+      <w:pPr>
+        <w:pBdr>
+          <w:bottom w:val="single" w:color="1B7A4A" w:sz="4" w:space="4"/>
+        </w:pBdr>
+        <w:spacing w:after="100" w:before="120"/>
+      </w:pPr>
+      <w:r>
+        <w:rPr>
+          <w:rFonts w:ascii="Arial" w:cs="Arial" w:eastAsia="Arial" w:hAnsi="Arial"/>
+          <w:b/>
+          <w:bCs/>
+          <w:color w:val="1B7A4A"/>
+          <w:sz w:val="24"/>
+          <w:szCs w:val="24"/>
+        </w:rPr>
+        <w:t xml:space="preserve">Practice Problems</w:t>
+      </w:r>
+    </w:p>
+    <w:p>
+      <w:pPr>
+        <w:spacing w:after="80"/>
+      </w:pPr>
+      <w:r>
+        <w:rPr>
+          <w:rFonts w:ascii="Arial" w:cs="Arial" w:eastAsia="Arial" w:hAnsi="Arial"/>
+          <w:b/>
+          <w:bCs/>
+          <w:sz w:val="20"/>
+          <w:szCs w:val="20"/>
+        </w:rPr>
+        <w:t xml:space="preserve">Problem 1: </w:t>
+      </w:r>
+      <w:r>
+        <w:rPr>
+          <w:rFonts w:ascii="Arial" w:cs="Arial" w:eastAsia="Arial" w:hAnsi="Arial"/>
+          <w:sz w:val="20"/>
+          <w:szCs w:val="20"/>
+        </w:rPr>
+        <w:t xml:space="preserve">Beginner:  Given the list colors = ["red", "green", "blue", "yellow", "purple"], use indexing to print "green" and "purple".</w:t>
+      </w:r>
+    </w:p>
+    <w:p>
+      <w:pPr>
+        <w:spacing w:after="80"/>
+      </w:pPr>
+      <w:r>
+        <w:rPr>
+          <w:rFonts w:ascii="Arial" w:cs="Arial" w:eastAsia="Arial" w:hAnsi="Arial"/>
+          <w:b/>
+          <w:bCs/>
+          <w:sz w:val="20"/>
+          <w:szCs w:val="20"/>
+        </w:rPr>
+        <w:t xml:space="preserve">Problem 2: </w:t>
+      </w:r>
+      <w:r>
+        <w:rPr>
+          <w:rFonts w:ascii="Arial" w:cs="Arial" w:eastAsia="Arial" w:hAnsi="Arial"/>
+          <w:sz w:val="20"/>
+          <w:szCs w:val="20"/>
+        </w:rPr>
+        <w:t xml:space="preserve">Intermediate:  Create a list of 8 numbers. Write code that swaps the first and last elements, then prints the modified list.</w:t>
+      </w:r>
+    </w:p>
+    <w:p>
+      <w:pPr>
+        <w:spacing w:after="80"/>
+      </w:pPr>
+      <w:r>
+        <w:rPr>
+          <w:rFonts w:ascii="Arial" w:cs="Arial" w:eastAsia="Arial" w:hAnsi="Arial"/>
+          <w:b/>
+          <w:bCs/>
+          <w:sz w:val="20"/>
+          <w:szCs w:val="20"/>
+        </w:rPr>
+        <w:t xml:space="preserve">Problem 3: </w:t>
+      </w:r>
+      <w:r>
+        <w:rPr>
+          <w:rFonts w:ascii="Arial" w:cs="Arial" w:eastAsia="Arial" w:hAnsi="Arial"/>
+          <w:sz w:val="20"/>
+          <w:szCs w:val="20"/>
+        </w:rPr>
+        <w:t xml:space="preserve">Challenge:  Write a function reverse_list_manual(lst) that returns a reversed version of a list using only indexing and a new list (don't use the .reverse() method). For example, reverse_list_manual([1, 2, 3, 4]) should return [4, 3, 2, 1].</w:t>
+      </w:r>
     </w:p>
     <w:p>
       <w:pPr>
